--- a/00-首页/学生讲义Word/真题模拟拆解-超级充实版（自学完整）.docx
+++ b/00-首页/学生讲义Word/真题模拟拆解-超级充实版（自学完整）.docx
@@ -19994,72 +19994,6 @@
       </w:pPr>
       <w:r>
         <w:rPr>
-          <w:rFonts w:hint="eastAsia" w:ascii="Times New Roman" w:hAnsi="Times New Roman" w:eastAsia="Times New Roman" w:cs="Times New Roman"/>
-        </w:rPr>
-        <w:t>04-</w:t>
-      </w:r>
-      <w:r>
-        <w:rPr>
-          <w:rFonts w:hint="eastAsia" w:ascii="Times New Roman" w:hAnsi="Times New Roman" w:eastAsia="FangSong" w:cs="Times New Roman"/>
-        </w:rPr>
-        <w:t>题库</w:t>
-      </w:r>
-      <w:r>
-        <w:rPr>
-          <w:rFonts w:hint="eastAsia" w:ascii="Times New Roman" w:hAnsi="Times New Roman" w:eastAsia="Times New Roman" w:cs="Times New Roman"/>
-        </w:rPr>
-        <w:t>/</w:t>
-      </w:r>
-      <w:r>
-        <w:rPr>
-          <w:rFonts w:hint="eastAsia" w:ascii="Times New Roman" w:hAnsi="Times New Roman" w:eastAsia="FangSong" w:cs="Times New Roman"/>
-        </w:rPr>
-        <w:t>真题</w:t>
-      </w:r>
-      <w:r>
-        <w:rPr>
-          <w:rFonts w:hint="eastAsia" w:ascii="Times New Roman" w:hAnsi="Times New Roman" w:eastAsia="Times New Roman" w:cs="Times New Roman"/>
-        </w:rPr>
-        <w:t>/</w:t>
-      </w:r>
-      <w:r>
-        <w:rPr>
-          <w:rFonts w:hint="eastAsia" w:ascii="Times New Roman" w:hAnsi="Times New Roman" w:eastAsia="FangSong" w:cs="Times New Roman"/>
-        </w:rPr>
-        <w:t>第</w:t>
-      </w:r>
-      <w:r>
-        <w:rPr>
-          <w:rFonts w:hint="eastAsia" w:ascii="Times New Roman" w:hAnsi="Times New Roman" w:eastAsia="Times New Roman" w:cs="Times New Roman"/>
-        </w:rPr>
-        <w:t>39</w:t>
-      </w:r>
-      <w:r>
-        <w:rPr>
-          <w:rFonts w:hint="eastAsia" w:ascii="Times New Roman" w:hAnsi="Times New Roman" w:eastAsia="FangSong" w:cs="Times New Roman"/>
-        </w:rPr>
-        <w:t>届初赛</w:t>
-      </w:r>
-      <w:r>
-        <w:rPr>
-          <w:rFonts w:hint="eastAsia" w:ascii="Times New Roman" w:hAnsi="Times New Roman" w:eastAsia="Times New Roman" w:cs="Times New Roman"/>
-        </w:rPr>
-        <w:t>/</w:t>
-      </w:r>
-      <w:r>
-        <w:rPr>
-          <w:rFonts w:hint="eastAsia" w:ascii="Times New Roman" w:hAnsi="Times New Roman" w:eastAsia="FangSong" w:cs="Times New Roman"/>
-        </w:rPr>
-        <w:t>化学原理</w:t>
-      </w:r>
-      <w:r>
-        <w:rPr>
-          <w:rFonts w:hint="eastAsia" w:ascii="Times New Roman" w:hAnsi="Times New Roman" w:eastAsia="Times New Roman" w:cs="Times New Roman"/>
-        </w:rPr>
-        <w:t>/</w:t>
-      </w:r>
-      <w:r>
-        <w:rPr>
           <w:rFonts w:hint="eastAsia" w:ascii="Times New Roman" w:hAnsi="Times New Roman" w:eastAsia="FangSong" w:cs="Times New Roman"/>
         </w:rPr>
         <w:t>题</w:t>
@@ -20068,7 +20002,7 @@
         <w:rPr>
           <w:rFonts w:hint="eastAsia" w:ascii="Times New Roman" w:hAnsi="Times New Roman" w:eastAsia="Times New Roman" w:cs="Times New Roman"/>
         </w:rPr>
-        <w:t>-039-2-1-</w:t>
+        <w:t>-039-2-</w:t>
       </w:r>
       <w:r>
         <w:rPr>
@@ -20099,72 +20033,6 @@
       </w:pPr>
       <w:r>
         <w:rPr>
-          <w:rFonts w:hint="eastAsia" w:ascii="Times New Roman" w:hAnsi="Times New Roman" w:eastAsia="Times New Roman" w:cs="Times New Roman"/>
-        </w:rPr>
-        <w:t>04-</w:t>
-      </w:r>
-      <w:r>
-        <w:rPr>
-          <w:rFonts w:hint="eastAsia" w:ascii="Times New Roman" w:hAnsi="Times New Roman" w:eastAsia="FangSong" w:cs="Times New Roman"/>
-        </w:rPr>
-        <w:t>题库</w:t>
-      </w:r>
-      <w:r>
-        <w:rPr>
-          <w:rFonts w:hint="eastAsia" w:ascii="Times New Roman" w:hAnsi="Times New Roman" w:eastAsia="Times New Roman" w:cs="Times New Roman"/>
-        </w:rPr>
-        <w:t>/</w:t>
-      </w:r>
-      <w:r>
-        <w:rPr>
-          <w:rFonts w:hint="eastAsia" w:ascii="Times New Roman" w:hAnsi="Times New Roman" w:eastAsia="FangSong" w:cs="Times New Roman"/>
-        </w:rPr>
-        <w:t>真题</w:t>
-      </w:r>
-      <w:r>
-        <w:rPr>
-          <w:rFonts w:hint="eastAsia" w:ascii="Times New Roman" w:hAnsi="Times New Roman" w:eastAsia="Times New Roman" w:cs="Times New Roman"/>
-        </w:rPr>
-        <w:t>/</w:t>
-      </w:r>
-      <w:r>
-        <w:rPr>
-          <w:rFonts w:hint="eastAsia" w:ascii="Times New Roman" w:hAnsi="Times New Roman" w:eastAsia="FangSong" w:cs="Times New Roman"/>
-        </w:rPr>
-        <w:t>第</w:t>
-      </w:r>
-      <w:r>
-        <w:rPr>
-          <w:rFonts w:hint="eastAsia" w:ascii="Times New Roman" w:hAnsi="Times New Roman" w:eastAsia="Times New Roman" w:cs="Times New Roman"/>
-        </w:rPr>
-        <w:t>39</w:t>
-      </w:r>
-      <w:r>
-        <w:rPr>
-          <w:rFonts w:hint="eastAsia" w:ascii="Times New Roman" w:hAnsi="Times New Roman" w:eastAsia="FangSong" w:cs="Times New Roman"/>
-        </w:rPr>
-        <w:t>届初赛</w:t>
-      </w:r>
-      <w:r>
-        <w:rPr>
-          <w:rFonts w:hint="eastAsia" w:ascii="Times New Roman" w:hAnsi="Times New Roman" w:eastAsia="Times New Roman" w:cs="Times New Roman"/>
-        </w:rPr>
-        <w:t>/</w:t>
-      </w:r>
-      <w:r>
-        <w:rPr>
-          <w:rFonts w:hint="eastAsia" w:ascii="Times New Roman" w:hAnsi="Times New Roman" w:eastAsia="FangSong" w:cs="Times New Roman"/>
-        </w:rPr>
-        <w:t>有机化学</w:t>
-      </w:r>
-      <w:r>
-        <w:rPr>
-          <w:rFonts w:hint="eastAsia" w:ascii="Times New Roman" w:hAnsi="Times New Roman" w:eastAsia="Times New Roman" w:cs="Times New Roman"/>
-        </w:rPr>
-        <w:t>/</w:t>
-      </w:r>
-      <w:r>
-        <w:rPr>
           <w:rFonts w:hint="eastAsia" w:ascii="Times New Roman" w:hAnsi="Times New Roman" w:eastAsia="FangSong" w:cs="Times New Roman"/>
         </w:rPr>
         <w:t>题</w:t>
@@ -20173,7 +20041,7 @@
         <w:rPr>
           <w:rFonts w:hint="eastAsia" w:ascii="Times New Roman" w:hAnsi="Times New Roman" w:eastAsia="Times New Roman" w:cs="Times New Roman"/>
         </w:rPr>
-        <w:t>-039-10-1-NHC-</w:t>
+        <w:t>-039-10-NHC-</w:t>
       </w:r>
       <w:r>
         <w:rPr>
